--- a/docs/submission_guide.docx
+++ b/docs/submission_guide.docx
@@ -57,7 +57,7 @@
         </w:r>
       </w:hyperlink>
       <w:r>
-        <w:t xml:space="preserve">. Its path is Next.js on Vercel, FastAPI on Render, and the private five-table PostgreSQL schema on Supabase in primary-org/paylink. Nine hosted browser acceptance groups passed on this Mac, including actual committed transfers and zero balance reconciliation differences. The Mac also passed 25 database/API tests and 12 local browser workflow groups. See validation.md for evidence and boundaries.</w:t>
+        <w:t xml:space="preserve">. Its path is Next.js on Vercel, FastAPI on Render, and the private five-table PostgreSQL schema on Supabase in primary-org/paylink. Nine hosted browser acceptance groups passed on this Mac, including actual committed transfers and zero balance reconciliation differences. The Mac also passed 26 database/API tests and 13 local browser workflow groups. See validation.md for evidence and boundaries.</w:t>
       </w:r>
     </w:p>
     <w:p>
@@ -661,7 +661,7 @@
         <w:t xml:space="preserve"> </w:t>
       </w:r>
       <w:r>
-        <w:t xml:space="preserve">Run tests on this Mac, inspect live screenshots, compare query plans, publish the Vercel/Render/Supabase path, and assemble reports and recording materials. Evidence: 25 database/API tests, 12 local browser groups, nine hosted browser groups, and zero reconciliation discrepancies. The proposed individual review assignments still require team confirmation.</w:t>
+        <w:t xml:space="preserve">Run tests on this Mac, inspect live screenshots, compare query plans, publish the Vercel/Render/Supabase path, and assemble reports and recording materials. Evidence: 26 database/API tests, 13 local browser groups, nine hosted browser groups, and zero reconciliation discrepancies. The proposed individual review assignments still require team confirmation.</w:t>
       </w:r>
     </w:p>
     <w:p>
@@ -949,7 +949,7 @@
         <w:widowControl/>
       </w:pPr>
       <w:r>
-        <w:t xml:space="preserve">Show the relevant SQL function and the current 25-test Mac result. Explain one rollback or concurrency test that the narrator can actually describe.</w:t>
+        <w:t xml:space="preserve">Show the relevant SQL function and the current 26-test Mac result. Explain one rollback or concurrency test that the narrator can actually describe.</w:t>
       </w:r>
     </w:p>
     <w:p>
@@ -972,7 +972,7 @@
         <w:widowControl/>
       </w:pPr>
       <w:r>
-        <w:t xml:space="preserve">“I’m signed in as Sai on our public Vercel site. The API runs on Render and the data is stored in Supabase. These are synthetic accounts; creating one allocates one thousand simulated dollars. Shared expenses has two owners but one balance.</w:t>
+        <w:t xml:space="preserve">“I’m signed in as Sai on our public Vercel site. The API runs on Render and the data is stored in Supabase. These are synthetic accounts; signing up automatically opens a checking account with two hundred simulated dollars. Additional accounts also begin with two hundred dollars. Shared expenses has two owners but one balance.</w:t>
       </w:r>
     </w:p>
     <w:p>
@@ -1040,7 +1040,7 @@
         <w:widowControl/>
       </w:pPr>
       <w:r>
-        <w:t xml:space="preserve">“On this Mac, twenty-five database and API tests passed, including concurrent retries, competing spending, opposing transfers, authorization, foreign-key lock compatibility, constraints, and rollback. Twelve local browser groups and nine hosted browser groups passed with no JavaScript errors. A local twenty-thousand-row temporary benchmark showed the source/time index avoiding a full scan and sort; those fixture rows and the temporary index removal were rolled back. The timings describe one local run, not hosted performance.”</w:t>
+        <w:t xml:space="preserve">“On this Mac, twenty-six database and API tests passed, including concurrent retries, competing spending, opposing transfers, authorization, foreign-key lock compatibility, constraints, and rollback. Thirteen local browser groups and nine hosted browser groups passed with no JavaScript errors. A local twenty-thousand-row temporary benchmark showed the source/time index avoiding a full scan and sort; those fixture rows and the temporary index removal were rolled back. The timings describe one local run, not hosted performance.”</w:t>
       </w:r>
     </w:p>
     <w:p>

--- a/docs/submission_guide.docx
+++ b/docs/submission_guide.docx
@@ -75,7 +75,49 @@
         <w:widowControl/>
       </w:pPr>
       <w:r>
-        <w:t xml:space="preserve">Private synthetic profile passwords are stored only in the ignored</w:t>
+        <w:t xml:space="preserve">The login page has</w:t>
+      </w:r>
+      <w:r>
+        <w:t xml:space="preserve"> </w:t>
+      </w:r>
+      <w:r>
+        <w:rPr>
+          <w:b/>
+          <w:bCs/>
+        </w:rPr>
+        <w:t xml:space="preserve">Quick test sign-in</w:t>
+      </w:r>
+      <w:r>
+        <w:t xml:space="preserve">: choose</w:t>
+      </w:r>
+      <w:r>
+        <w:t xml:space="preserve"> </w:t>
+      </w:r>
+      <w:r>
+        <w:rPr>
+          <w:b/>
+          <w:bCs/>
+        </w:rPr>
+        <w:t xml:space="preserve">User 1 · Sai</w:t>
+      </w:r>
+      <w:r>
+        <w:t xml:space="preserve"> </w:t>
+      </w:r>
+      <w:r>
+        <w:t xml:space="preserve">or</w:t>
+      </w:r>
+      <w:r>
+        <w:t xml:space="preserve"> </w:t>
+      </w:r>
+      <w:r>
+        <w:rPr>
+          <w:b/>
+          <w:bCs/>
+        </w:rPr>
+        <w:t xml:space="preserve">User 2 · Siddhardth</w:t>
+      </w:r>
+      <w:r>
+        <w:t xml:space="preserve">, with no password needed. Use a normal Chrome window for Sai and an Incognito window for Siddhardth so their cookies stay separate. Both are shared simulated test profiles. Regular registrations still use passwords; private fallback test credentials remain only in ignored</w:t>
       </w:r>
       <w:r>
         <w:t xml:space="preserve"> </w:t>
@@ -90,34 +132,7 @@
         <w:t xml:space="preserve"> </w:t>
       </w:r>
       <w:r>
-        <w:t xml:space="preserve">on the setup Mac. Open that file privately to sign in as</w:t>
-      </w:r>
-      <w:r>
-        <w:t xml:space="preserve"> </w:t>
-      </w:r>
-      <w:r>
-        <w:rPr>
-          <w:rStyle w:val="VerbatimChar"/>
-        </w:rPr>
-        <w:t xml:space="preserve">sai</w:t>
-      </w:r>
-      <w:r>
-        <w:t xml:space="preserve"> </w:t>
-      </w:r>
-      <w:r>
-        <w:t xml:space="preserve">and</w:t>
-      </w:r>
-      <w:r>
-        <w:t xml:space="preserve"> </w:t>
-      </w:r>
-      <w:r>
-        <w:rPr>
-          <w:rStyle w:val="VerbatimChar"/>
-        </w:rPr>
-        <w:t xml:space="preserve">siddhardth</w:t>
-      </w:r>
-      <w:r>
-        <w:t xml:space="preserve">. Do not put it in the submission, show it on video, or use the public local-only demo password on the hosted app. Use a normal Chrome window for Sai and an Incognito window for Siddhardth so their cookies stay separate.</w:t>
+        <w:t xml:space="preserve">and must not appear in the submission or video.</w:t>
       </w:r>
     </w:p>
     <w:p>
@@ -1136,7 +1151,7 @@
         </w:numPr>
       </w:pPr>
       <w:r>
-        <w:t xml:space="preserve">Keep Sai and Siddhardth in separate browser sessions. Retrieve their private synthetic passwords from the ignored local file before sharing or recording the screen.</w:t>
+        <w:t xml:space="preserve">Keep Sai and Siddhardth in separate browser sessions. Use the quick-test button for each profile; no credentials need to appear on screen.</w:t>
       </w:r>
     </w:p>
     <w:p>
